--- a/document_templates/russian_library/Исковые_заявления/Процессуальные_документы/шаблон_Встречное_исковое_заявление_по_договору_аренды.docx
+++ b/document_templates/russian_library/Исковые_заявления/Процессуальные_документы/шаблон_Встречное_исковое_заявление_по_договору_аренды.docx
@@ -42,15 +42,14 @@
           <w:lang w:val="en-US"/>
         </w:rPr>
       </w:pPr>
-      <w:proofErr w:type="gramStart"/>
-      <w:r>
-        <w:rPr>
-          <w:rFonts w:ascii="Times New Roman" w:hAnsi="Times New Roman" w:cs="Times New Roman"/>
-          <w:sz w:val="24"/>
-          <w:szCs w:val="24"/>
-          <w:lang w:val="en-US"/>
-        </w:rPr>
-        <w:t xml:space="preserve">{{ w_t_w_r_w_r_w_rpr_w_rfonts_w_ascii_times_new_roman_w_hansi_times_new_roman_w_cs_times_new_roman_w_sz_w_val_24_w_szcs_w_val_24_w_lang_w_val_en_us_w_rpr_w_t_court_w_t_w_r_w_prooferr_w_type_gramend_w_r_w_rsidrpr_00a7002c_w_rpr_w_rfonts_w_ascii_times_new_roman_w_hansi_times_new_roman_w_cs_times_new_roman_w_sz_w_val_24_w_szcs_w_val_24_w_lang_w_val_en_us_w_rpr_w_t_xml_space_preserve_w_t_w_r_w_r_w_rpr_w_rfonts_w_ascii_times_new_roman_w_hansi_times_new_roman_w_cs_times_new_roman_w_sz_w_val_24_w_szcs_w_val_24_w_lang_w_val_en_us_w_rpr_w_t_address_w_t_w_r_w_r_w_rsidrpr_00a7002c_w_rpr_w_rfonts_w_ascii_times_new_roman_w_hansi_times_new_roman_w_cs_times_new_roman_w_sz_w_val_24_w_szcs_w_val_24_w_lang_w_val_en_us_w_rpr_w_t_xml_space_preserve }}</w:t>
+      <w:r>
+        <w:rPr>
+          <w:rFonts w:ascii="Times New Roman" w:hAnsi="Times New Roman" w:cs="Times New Roman"/>
+          <w:sz w:val="24"/>
+          <w:szCs w:val="24"/>
+          <w:lang w:val="en-US"/>
+        </w:rPr>
+        <w:t xml:space="preserve">{{ court_address }}</w:t>
       </w:r>
     </w:p>
     <w:p>
@@ -79,7 +78,7 @@
           <w:szCs w:val="24"/>
           <w:lang w:val="en-US"/>
         </w:rPr>
-        <w:t xml:space="preserve">: {{ w_t_w_r_w_r_w_rpr_w_rfonts_w_ascii_times_new_roman_w_hansi_times_new_roman_w_cs_times_new_roman_w_sz_w_val_24_w_szcs_w_val_24_w_lang_w_val_en_us_w_rpr_w_t_plaintiff_w_t_w_r_w_r_w_rsidrpr_00a7002c_w_rpr_w_rfonts_w_ascii_times_new_roman_w_hansi_times_new_roman_w_cs_times_new_roman_w_sz_w_val_24_w_szcs_w_val_24_w_lang_w_val_en_us_w_rpr_w_t_xml_space_preserve }} {{ w_t_w_r_w_r_w_rpr_w_rfonts_w_ascii_times_new_roman_w_hansi_times_new_roman_w_cs_times_new_roman_w_sz_w_val_24_w_szcs_w_val_24_w_lang_w_val_en_us_w_rpr_w_t_plaintiff_w_t_w_r_w_r_w_rsidrpr_00a7002c_w_rpr_w_rfonts_w_ascii_times_new_roman_w_hansi_times_new_roman_w_cs_times_new_roman_w_sz_w_val_24_w_szcs_w_val_24_w_lang_w_val_en_us_w_rpr_w_t_xml_space_preserve_w_t_w_r_w_r_w_rpr_w_rfonts_w_ascii_times_new_roman_w_hansi_times_new_roman_w_cs_times_new_roman_w_sz_w_val_24_w_szcs_w_val_24_w_lang_w_val_en_us_w_rpr_w_t_id_w_t_w_r_w_r_w_rsidrpr_00a7002c_w_rpr_w_rfonts_w_ascii_times_new_roman_w_hansi_times_new_roman_w_cs_times_new_roman_w_sz_w_val_24_w_szcs_w_val_24_w_lang_w_val_en_us_w_rpr_w_t_xml_space_preserve }}</w:t>
+        <w:t xml:space="preserve">: {{ plaintiff }} {{ plaintiff_id }}</w:t>
       </w:r>
     </w:p>
     <w:p>
@@ -125,7 +124,7 @@
           <w:szCs w:val="24"/>
           <w:lang w:val="en-US"/>
         </w:rPr>
-        <w:t xml:space="preserve">: {{ w_t_w_r_w_r_w_rpr_w_rfonts_w_ascii_times_new_roman_w_hansi_times_new_roman_w_cs_times_new_roman_w_sz_w_val_24_w_szcs_w_val_24_w_lang_w_val_en_us_w_rpr_w_t_plaintiff_w_t_w_r_w_r_w_rsidrpr_00a7002c_w_rpr_w_rfonts_w_ascii_times_new_roman_w_hansi_times_new_roman_w_cs_times_new_roman_w_sz_w_val_24_w_szcs_w_val_24_w_lang_w_val_en_us_w_rpr_w_t_xml_space_preserve_w_t_w_r_w_r_w_rpr_w_rfonts_w_ascii_times_new_roman_w_hansi_times_new_roman_w_cs_times_new_roman_w_sz_w_val_24_w_szcs_w_val_24_w_lang_w_val_en_us_w_rpr_w_t_representative_w_t_w_r_w_r_w_rsidrpr_00a7002c_w_rpr_w_rfonts_w_ascii_times_new_roman_w_hansi_times_new_roman_w_cs_times_new_roman_w_sz_w_val_24_w_szcs_w_val_24_w_lang_w_val_en_us_w_rpr_w_t_xml_space_preserve }}</w:t>
+        <w:t xml:space="preserve">: {{ plaintiff_representative }}</w:t>
       </w:r>
     </w:p>
     <w:p>
@@ -154,7 +153,7 @@
           <w:szCs w:val="24"/>
           <w:lang w:val="en-US"/>
         </w:rPr>
-        <w:t xml:space="preserve">: {{ w_t_w_r_w_r_w_rpr_w_rfonts_w_ascii_times_new_roman_w_hansi_times_new_roman_w_cs_times_new_roman_w_sz_w_val_24_w_szcs_w_val_24_w_lang_w_val_en_us_w_rpr_w_t_defendant_w_t_w_r_w_r_w_rsidrpr_00a7002c_w_rpr_w_rfonts_w_ascii_times_new_roman_w_hansi_times_new_roman_w_cs_times_new_roman_w_sz_w_val_24_w_szcs_w_val_24_w_lang_w_val_en_us_w_rpr_w_t_xml_space_preserve }}</w:t>
+        <w:t xml:space="preserve">: {{ defendant }}</w:t>
       </w:r>
     </w:p>
     <w:p>
@@ -200,7 +199,7 @@
           <w:szCs w:val="24"/>
           <w:lang w:val="en-US"/>
         </w:rPr>
-        <w:t xml:space="preserve">: {{ w_t_w_r_w_r_w_rpr_w_rfonts_w_ascii_times_new_roman_w_hansi_times_new_roman_w_cs_times_new_roman_w_sz_w_val_24_w_szcs_w_val_24_w_lang_w_val_en_us_w_rpr_w_t_defendant_registration_address }}</w:t>
+        <w:t xml:space="preserve">: {{ defendant_registration_address }}</w:t>
       </w:r>
     </w:p>
     <w:p>
@@ -244,7 +243,7 @@
           <w:sz w:val="24"/>
           <w:szCs w:val="24"/>
         </w:rPr>
-        <w:t xml:space="preserve">{{ w_t_w_r_w_r_w_rsidr_00a7002c_w_rpr_w_rfonts_w_ascii_times_new_roman_w_hansi_times_new_roman_w_cs_times_new_roman_w_sz_w_val_24_w_szcs_w_val_24_w_lang_w_val_en_us_w_rpr_w_t_party_w_t_w_r_w_r_w_rsidr_00a7002c_w_rsidrpr_00a7002c_w_rpr_w_rfonts_w_ascii_times_new_roman_w_hansi_times_new_roman_w_cs_times_new_roman_w_sz_w_val_24_w_szcs_w_val_24_w_rpr_w_t_xml_space_preserve_1 }}</w:t>
+        <w:t xml:space="preserve">{{ party }}</w:t>
       </w:r>
       <w:r>
         <w:rPr>
@@ -260,7 +259,7 @@
           <w:sz w:val="24"/>
           <w:szCs w:val="24"/>
         </w:rPr>
-        <w:t xml:space="preserve"> {{ w_t_w_r_w_r_w_rsidr_00a7002c_w_rpr_w_rfonts_w_ascii_times_new_roman_w_hansi_times_new_roman_w_cs_times_new_roman_w_sz_w_val_24_w_szcs_w_val_24_w_lang_w_val_en_us_w_rpr_w_t_party_w_t_w_r_w_r_w_rsidr_00a7002c_w_rsidrpr_00a7002c_w_rpr_w_rfonts_w_ascii_times_new_roman_w_hansi_times_new_roman_w_cs_times_new_roman_w_sz_w_val_24_w_szcs_w_val_24_w_rpr_w_t_xml_space_preserve_2 }}</w:t>
+        <w:t xml:space="preserve"> {{ party }}</w:t>
       </w:r>
       <w:r>
         <w:rPr>
@@ -276,7 +275,7 @@
           <w:sz w:val="24"/>
           <w:szCs w:val="24"/>
         </w:rPr>
-        <w:t xml:space="preserve">{{ w_t_w_r_w_r_w_rsidr_00a7002c_w_rpr_w_rfonts_w_ascii_times_new_roman_w_hansi_times_new_roman_w_cs_times_new_roman_w_sz_w_val_24_w_szcs_w_val_24_w_lang_w_val_en_us_w_rpr_w_t_contract_w_t_w_r_w_r_w_rsidr_00a7002c_w_rsidrpr_00a7002c_w_rpr_w_rfonts_w_ascii_times_new_roman_w_hansi_times_new_roman_w_cs_times_new_roman_w_sz_w_val_24_w_szcs_w_val_24_w_rpr_w_t_xml_space_preserve_w_t_w_r_w_r_w_rsidr_00a7002c_w_rpr_w_rfonts_w_ascii_times_new_roman_w_hansi_times_new_roman_w_cs_times_new_roman_w_sz_w_val_24_w_szcs_w_val_24_w_lang_w_val_en_us_w_rpr_w_t_type_w_t_w_r_w_r_w_rsidr_00a7002c_w_rsidrpr_00a7002c_w_rpr_w_rfonts_w_ascii_times_new_roman_w_hansi_times_new_roman_w_cs_times_new_roman_w_sz_w_val_24_w_szcs_w_val_24_w_rpr_w_t_xml_space_preserve }}</w:t>
+        <w:t xml:space="preserve">{{ contract_type }}</w:t>
       </w:r>
       <w:r>
         <w:rPr>
@@ -292,7 +291,7 @@
           <w:sz w:val="24"/>
           <w:szCs w:val="24"/>
         </w:rPr>
-        <w:t xml:space="preserve"> {{ w_t_w_r_w_r_w_rsidr_00a7002c_w_rpr_w_rfonts_w_ascii_times_new_roman_w_hansi_times_new_roman_w_cs_times_new_roman_w_sz_w_val_24_w_szcs_w_val_24_w_lang_w_val_en_us_w_rpr_w_t_contract_w_t_w_r_w_r_w_rsidr_00a7002c_w_rsidrpr_00a7002c_w_rpr_w_rfonts_w_ascii_times_new_roman_w_hansi_times_new_roman_w_cs_times_new_roman_w_sz_w_val_24_w_szcs_w_val_24_w_rpr_w_t_xml_space_preserve_w_t_w_r_w_r_w_rsidr_00a7002c_w_rpr_w_rfonts_w_ascii_times_new_roman_w_hansi_times_new_roman_w_cs_times_new_roman_w_sz_w_val_24_w_szcs_w_val_24_w_lang_w_val_en_us_w_rpr_w_t_number_w_t_w_r_w_r_w_rsidr_00a7002c_w_rsidrpr_00a7002c_w_rpr_w_rfonts_w_ascii_times_new_roman_w_hansi_times_new_roman_w_cs_times_new_roman_w_sz_w_val_24_w_szcs_w_val_24_w_rpr_w_t_xml_space_preserve }}</w:t>
+        <w:t xml:space="preserve"> {{ contract_number }}</w:t>
       </w:r>
       <w:r>
         <w:rPr>
@@ -308,7 +307,7 @@
           <w:sz w:val="24"/>
           <w:szCs w:val="24"/>
         </w:rPr>
-        <w:t xml:space="preserve">{{ w_t_w_r_w_r_w_rsidr_00a7002c_w_rpr_w_rfonts_w_ascii_times_new_roman_w_hansi_times_new_roman_w_cs_times_new_roman_w_sz_w_val_24_w_szcs_w_val_24_w_lang_w_val_en_us_w_rpr_w_t_contract_w_t_w_r_w_r_w_rsidr_00a7002c_w_rsidrpr_00a7002c_w_rpr_w_rfonts_w_ascii_times_new_roman_w_hansi_times_new_roman_w_cs_times_new_roman_w_sz_w_val_24_w_szcs_w_val_24_w_rpr_w_t_xml_space_preserve_w_t_w_r_w_r_w_rsidr_00a7002c_w_rpr_w_rfonts_w_ascii_times_new_roman_w_hansi_times_new_roman_w_cs_times_new_roman_w_sz_w_val_24_w_szcs_w_val_24_w_lang_w_val_en_us_w_rpr_w_t_date_w_t_w_r_w_r_w_rsidr_00a7002c_w_rsidrpr_00a7002c_w_rpr_w_rfonts_w_ascii_times_new_roman_w_hansi_times_new_roman_w_cs_times_new_roman_w_sz_w_val_24_w_szcs_w_val_24_w_rpr_w_t_xml_space_preserve }}</w:t>
+        <w:t xml:space="preserve">{{ contract_date }}</w:t>
       </w:r>
       <w:r>
         <w:rPr>
@@ -324,7 +323,7 @@
           <w:sz w:val="24"/>
           <w:szCs w:val="24"/>
         </w:rPr>
-        <w:t xml:space="preserve">{{ w_t_w_r_w_r_w_rsidr_00a7002c_w_rpr_w_rfonts_w_ascii_times_new_roman_w_hansi_times_new_roman_w_cs_times_new_roman_w_sz_w_val_24_w_szcs_w_val_24_w_lang_w_val_en_us_w_rpr_w_t_plaintiff_w_t_w_r_w_r_w_rsidr_00a7002c_w_rsidrpr_00a7002c_w_rpr_w_rfonts_w_ascii_times_new_roman_w_hansi_times_new_roman_w_cs_times_new_roman_w_sz_w_val_24_w_szcs_w_val_24_w_rpr_w_t_xml_space_preserve_w_t_w_r_w_r_w_rsidr_00a7002c_w_rpr_w_rfonts_w_ascii_times_new_roman_w_hansi_times_new_roman_w_cs_times_new_roman_w_sz_w_val_24_w_szcs_w_val_24_w_lang_w_val_en_us_w_rpr_w_t_role_w_t_w_r_w_r_w_rsidr_00a7002c_w_rsidrpr_00a7002c_w_rpr_w_rfonts_w_ascii_times_new_roman_w_hansi_times_new_roman_w_cs_times_new_roman_w_sz_w_val_24_w_szcs_w_val_24_w_rpr_w_t_xml_space_preserve }}</w:t>
+        <w:t xml:space="preserve">{{ plaintiff_role }}</w:t>
       </w:r>
       <w:r>
         <w:rPr>
@@ -340,7 +339,7 @@
           <w:sz w:val="24"/>
           <w:szCs w:val="24"/>
         </w:rPr>
-        <w:t xml:space="preserve">{{ w_t_w_r_w_r_w_rsidr_00a7002c_w_rpr_w_rfonts_w_ascii_times_new_roman_w_hansi_times_new_roman_w_cs_times_new_roman_w_sz_w_val_24_w_szcs_w_val_24_w_lang_w_val_en_us_w_rpr_w_t_defendant_w_t_w_r_w_r_w_rsidr_00a7002c_w_rsidrpr_00a7002c_w_rpr_w_rfonts_w_ascii_times_new_roman_w_hansi_times_new_roman_w_cs_times_new_roman_w_sz_w_val_24_w_szcs_w_val_24_w_rpr_w_t_xml_space_preserve_w_t_w_r_w_r_w_rsidr_00a7002c_w_rpr_w_rfonts_w_ascii_times_new_roman_w_hansi_times_new_roman_w_cs_times_new_roman_w_sz_w_val_24_w_szcs_w_val_24_w_lang_w_val_en_us_w_rpr_w_t_role_w_t_w_r_w_r_w_rsidr_00a7002c_w_rsidrpr_00a7002c_w_rpr_w_rfonts_w_ascii_times_new_roman_w_hansi_times_new_roman_w_cs_times_new_roman_w_sz_w_val_24_w_szcs_w_val_24_w_rpr_w_t_xml_space_preserve }}</w:t>
+        <w:t xml:space="preserve">{{ defendant_role }}</w:t>
       </w:r>
       <w:r>
         <w:rPr>
@@ -356,7 +355,7 @@
           <w:sz w:val="24"/>
           <w:szCs w:val="24"/>
         </w:rPr>
-        <w:t xml:space="preserve">{{ w_t_w_r_w_r_w_rsidr_00a7002c_w_rpr_w_rfonts_w_ascii_times_new_roman_w_hansi_times_new_roman_w_cs_times_new_roman_w_sz_w_val_24_w_szcs_w_val_24_w_lang_w_val_en_us_w_rpr_w_t_plaintiff_w_t_w_r_w_r_w_rsidr_00a7002c_w_rsidrpr_00a7002c_w_rpr_w_rfonts_w_ascii_times_new_roman_w_hansi_times_new_roman_w_cs_times_new_roman_w_sz_w_val_24_w_szcs_w_val_24_w_rpr_w_t_xml_space_preserve_w_t_w_r_w_r_w_rsidr_00a7002c_w_rpr_w_rfonts_w_ascii_times_new_roman_w_hansi_times_new_roman_w_cs_times_new_roman_w_sz_w_val_24_w_szcs_w_val_24_w_lang_w_val_en_us_w_rpr_w_t_obligations_w_t_w_r_w_r_w_rsidr_00a7002c_w_rsidrpr_00a7002c_w_rpr_w_rfonts_w_ascii_times_new_roman_w_hansi_times_new_roman_w_cs_times_new_roman_w_sz_w_val_24_w_szcs_w_val_24_w_rpr_w_t_xml_space_preserve }},</w:t>
+        <w:t xml:space="preserve">{{ plaintiff_obligations }},</w:t>
       </w:r>
       <w:r>
         <w:rPr>
@@ -372,7 +371,7 @@
           <w:sz w:val="24"/>
           <w:szCs w:val="24"/>
         </w:rPr>
-        <w:t xml:space="preserve"> {{ w_t_w_r_w_r_w_rsidr_00a7002c_w_rpr_w_rfonts_w_ascii_times_new_roman_w_hansi_times_new_roman_w_cs_times_new_roman_w_sz_w_val_24_w_szcs_w_val_24_w_lang_w_val_en_us_w_rpr_w_t_defendant_w_t_w_r_w_r_w_rsidr_00a7002c_w_rsidrpr_00a7002c_w_rpr_w_rfonts_w_ascii_times_new_roman_w_hansi_times_new_roman_w_cs_times_new_roman_w_sz_w_val_24_w_szcs_w_val_24_w_rpr_w_t_xml_space_preserve_w_t_w_r_w_r_w_rsidr_00a7002c_w_rpr_w_rfonts_w_ascii_times_new_roman_w_hansi_times_new_roman_w_cs_times_new_roman_w_sz_w_val_24_w_szcs_w_val_24_w_lang_w_val_en_us_w_rpr_w_t_obligations_w_t_w_r_w_r_w_rsidr_00a7002c_w_rsidrpr_00a7002c_w_rpr_w_rfonts_w_ascii_times_new_roman_w_hansi_times_new_roman_w_cs_times_new_roman_w_sz_w_val_24_w_szcs_w_val_24_w_rpr_w_t_xml_space_preserve }} </w:t>
+        <w:t xml:space="preserve"> {{ defendant_obligations }} </w:t>
       </w:r>
       <w:r>
         <w:rPr>
@@ -412,7 +411,7 @@
           <w:sz w:val="24"/>
           <w:szCs w:val="24"/>
         </w:rPr>
-        <w:t xml:space="preserve">{{ w_t_w_r_w_r_w_rsidr_00a7002c_w_rpr_w_rfonts_w_ascii_times_new_roman_w_hansi_times_new_roman_w_cs_times_new_roman_w_sz_w_val_24_w_szcs_w_val_24_w_lang_w_val_en_us_w_rpr_w_t_payment_w_t_w_r_w_r_w_rsidr_00a7002c_w_rsidrpr_00a7002c_w_rpr_w_rfonts_w_ascii_times_new_roman_w_hansi_times_new_roman_w_cs_times_new_roman_w_sz_w_val_24_w_szcs_w_val_24_w_rpr_w_t_xml_space_preserve_w_t_w_r_w_r_w_rsidr_00a7002c_w_rpr_w_rfonts_w_ascii_times_new_roman_w_hansi_times_new_roman_w_cs_times_new_roman_w_sz_w_val_24_w_szcs_w_val_24_w_lang_w_val_en_us_w_rpr_w_t_amount_w_t_w_r_w_r_w_rsidr_00a7002c_w_rsidrpr_00a7002c_w_rpr_w_rfonts_w_ascii_times_new_roman_w_hansi_times_new_roman_w_cs_times_new_roman_w_sz_w_val_24_w_szcs_w_val_24_w_rpr_w_t_xml_space_preserve }}</w:t>
+        <w:t xml:space="preserve">{{ payment_amount }}</w:t>
       </w:r>
       <w:r>
         <w:rPr>
@@ -475,7 +474,7 @@
           <w:sz w:val="24"/>
           <w:szCs w:val="24"/>
         </w:rPr>
-        <w:t>{{ w_t_w_r_w_r_w_rpr_w_rfonts_w_ascii_times_new_roman_w_hansi_times_new_roman_w_cs_times_new_roman_w_sz_w_val_24_w_szcs_w_val_24_w_lang_w_val_en_us_w_rpr_w_t_xml_space_preserve_claims_list }}</w:t>
+        <w:t>{{ claims_list }}</w:t>
       </w:r>
     </w:p>
     <w:p>
